--- a/Design/(5) rank_comparison.docx
+++ b/Design/(5) rank_comparison.docx
@@ -811,7 +811,7 @@
           <w:sz w:val="22"/>
           <w:szCs w:val="22"/>
         </w:rPr>
-        <w:t>Amount of boost stolen</w:t>
+        <w:t>Time spent with possession</w:t>
       </w:r>
     </w:p>
     <w:p>
@@ -834,28 +834,6 @@
           <w:szCs w:val="22"/>
         </w:rPr>
         <w:lastRenderedPageBreak/>
-        <w:t>Time spent with possession</w:t>
-      </w:r>
-    </w:p>
-    <w:p>
-      <w:pPr>
-        <w:pStyle w:val="ListParagraph"/>
-        <w:numPr>
-          <w:ilvl w:val="0"/>
-          <w:numId w:val="5"/>
-        </w:numPr>
-        <w:rPr>
-          <w:rFonts w:ascii="Calibri" w:hAnsi="Calibri" w:cs="Calibri"/>
-          <w:sz w:val="22"/>
-          <w:szCs w:val="22"/>
-        </w:rPr>
-      </w:pPr>
-      <w:r>
-        <w:rPr>
-          <w:rFonts w:ascii="Calibri" w:hAnsi="Calibri" w:cs="Calibri"/>
-          <w:sz w:val="22"/>
-          <w:szCs w:val="22"/>
-        </w:rPr>
         <w:t>Average duration of possession</w:t>
       </w:r>
     </w:p>
@@ -902,19 +880,46 @@
         </w:rPr>
         <w:t>The final Spider chart combines 2 categories simply to give the spider chart enough vertices, since spider charts with less than 5 vertices look awkward.</w:t>
       </w:r>
-    </w:p>
-    <w:p>
-      <w:pPr>
-        <w:ind w:left="360"/>
-        <w:rPr>
-          <w:rFonts w:ascii="Calibri" w:hAnsi="Calibri" w:cs="Calibri"/>
-        </w:rPr>
-      </w:pPr>
+      <w:r>
+        <w:rPr>
+          <w:rFonts w:ascii="Calibri" w:hAnsi="Calibri" w:cs="Calibri"/>
+          <w:sz w:val="22"/>
+          <w:szCs w:val="22"/>
+        </w:rPr>
+        <w:t xml:space="preserve"> With all significant statistics, as well as others, covered, </w:t>
+      </w:r>
       <w:r>
         <w:rPr>
           <w:rFonts w:ascii="Calibri" w:hAnsi="Calibri" w:cs="Calibri"/>
           <w:b/>
           <w:bCs/>
+          <w:sz w:val="22"/>
+          <w:szCs w:val="22"/>
+          <w:u w:val="single"/>
+        </w:rPr>
+        <w:t>Requirement 2.1.9</w:t>
+      </w:r>
+      <w:r>
+        <w:rPr>
+          <w:rFonts w:ascii="Calibri" w:hAnsi="Calibri" w:cs="Calibri"/>
+          <w:sz w:val="22"/>
+          <w:szCs w:val="22"/>
+        </w:rPr>
+        <w:t xml:space="preserve"> will be met upon implementation.</w:t>
+      </w:r>
+    </w:p>
+    <w:p>
+      <w:pPr>
+        <w:ind w:left="360"/>
+        <w:rPr>
+          <w:rFonts w:ascii="Calibri" w:hAnsi="Calibri" w:cs="Calibri"/>
+        </w:rPr>
+      </w:pPr>
+      <w:r>
+        <w:rPr>
+          <w:rFonts w:ascii="Calibri" w:hAnsi="Calibri" w:cs="Calibri"/>
+          <w:b/>
+          <w:bCs/>
         </w:rPr>
         <w:t>5.2 Example spider chart</w:t>
       </w:r>
@@ -931,10 +936,10 @@
           <w:rFonts w:ascii="Calibri" w:hAnsi="Calibri" w:cs="Calibri"/>
         </w:rPr>
         <w:drawing>
-          <wp:inline distT="0" distB="0" distL="0" distR="0" wp14:anchorId="6F2540C5" wp14:editId="0332A88D">
-            <wp:extent cx="5534797" cy="4401164"/>
-            <wp:effectExtent l="0" t="0" r="8890" b="0"/>
-            <wp:docPr id="1226000001" name="Picture 1"/>
+          <wp:inline distT="0" distB="0" distL="0" distR="0" wp14:anchorId="1C9AA92F" wp14:editId="1EBD9B78">
+            <wp:extent cx="5468113" cy="4372585"/>
+            <wp:effectExtent l="0" t="0" r="0" b="9525"/>
+            <wp:docPr id="752485436" name="Picture 1" descr="A graph of a graph&#10;&#10;AI-generated content may be incorrect."/>
             <wp:cNvGraphicFramePr>
               <a:graphicFrameLocks xmlns:a="http://schemas.openxmlformats.org/drawingml/2006/main" noChangeAspect="1"/>
             </wp:cNvGraphicFramePr>
@@ -942,7 +947,7 @@
               <a:graphicData uri="http://schemas.openxmlformats.org/drawingml/2006/picture">
                 <pic:pic xmlns:pic="http://schemas.openxmlformats.org/drawingml/2006/picture">
                   <pic:nvPicPr>
-                    <pic:cNvPr id="1226000001" name=""/>
+                    <pic:cNvPr id="752485436" name="Picture 1" descr="A graph of a graph&#10;&#10;AI-generated content may be incorrect."/>
                     <pic:cNvPicPr/>
                   </pic:nvPicPr>
                   <pic:blipFill>
@@ -954,7 +959,7 @@
                   <pic:spPr>
                     <a:xfrm>
                       <a:off x="0" y="0"/>
-                      <a:ext cx="5534797" cy="4401164"/>
+                      <a:ext cx="5468113" cy="4372585"/>
                     </a:xfrm>
                     <a:prstGeom prst="rect">
                       <a:avLst/>
@@ -972,69 +977,20 @@
         <w:ind w:left="360"/>
         <w:rPr>
           <w:rFonts w:ascii="Calibri" w:hAnsi="Calibri" w:cs="Calibri"/>
-          <w:sz w:val="22"/>
-          <w:szCs w:val="22"/>
-        </w:rPr>
-      </w:pPr>
-      <w:r>
-        <w:rPr>
-          <w:rFonts w:ascii="Calibri" w:hAnsi="Calibri" w:cs="Calibri"/>
-          <w:sz w:val="22"/>
-          <w:szCs w:val="22"/>
-        </w:rPr>
-        <w:t>This chart shows a clear distinction between the user’s and the specified rank average, with a tooltip to display the exact values. *****WIP</w:t>
-      </w:r>
-    </w:p>
-    <w:p>
-      <w:pPr>
-        <w:ind w:left="360"/>
-        <w:rPr>
-          <w:rFonts w:ascii="Calibri" w:hAnsi="Calibri" w:cs="Calibri"/>
-          <w:sz w:val="22"/>
-          <w:szCs w:val="22"/>
-        </w:rPr>
-      </w:pPr>
-      <w:r>
-        <w:rPr>
-          <w:rFonts w:ascii="Calibri" w:hAnsi="Calibri" w:cs="Calibri"/>
-          <w:sz w:val="22"/>
-          <w:szCs w:val="22"/>
-        </w:rPr>
-        <w:t>The problem with this chart is that the domain of each axis ranges from 0 to 100, meaning that for statistics such as average speed, where a difference of only a few percent is significant, the difference is not accurately displayed. To fix this at this stage, I will manually implement a custom domain for each axis as to more accurately represent how it will look like in the final stage. However, when implemented within the Implementation stage of the project, I</w:t>
-      </w:r>
-      <w:r>
-        <w:rPr>
-          <w:rFonts w:ascii="Calibri" w:hAnsi="Calibri" w:cs="Calibri"/>
-          <w:sz w:val="22"/>
-          <w:szCs w:val="22"/>
-        </w:rPr>
-        <w:t xml:space="preserve"> will</w:t>
-      </w:r>
-      <w:r>
-        <w:rPr>
-          <w:rFonts w:ascii="Calibri" w:hAnsi="Calibri" w:cs="Calibri"/>
-          <w:sz w:val="22"/>
-          <w:szCs w:val="22"/>
-        </w:rPr>
-        <w:t xml:space="preserve"> have the domain be custom with </w:t>
-      </w:r>
-      <w:r>
-        <w:rPr>
-          <w:rFonts w:ascii="Calibri" w:hAnsi="Calibri" w:cs="Calibri"/>
           <w:b/>
           <w:bCs/>
           <w:sz w:val="22"/>
           <w:szCs w:val="22"/>
-        </w:rPr>
-        <w:t>2.5 standard deviations above and below the mean</w:t>
-      </w:r>
-      <w:r>
-        <w:rPr>
-          <w:rFonts w:ascii="Calibri" w:hAnsi="Calibri" w:cs="Calibri"/>
-          <w:sz w:val="22"/>
-          <w:szCs w:val="22"/>
-        </w:rPr>
-        <w:t xml:space="preserve">, which will represent approximately </w:t>
+          <w:u w:val="single"/>
+        </w:rPr>
+      </w:pPr>
+      <w:r>
+        <w:rPr>
+          <w:rFonts w:ascii="Calibri" w:hAnsi="Calibri" w:cs="Calibri"/>
+          <w:sz w:val="22"/>
+          <w:szCs w:val="22"/>
+        </w:rPr>
+        <w:t xml:space="preserve">This chart shows a clear distinction between the user’s and the specified rank average, with a tooltip to display the exact values. </w:t>
       </w:r>
       <w:r>
         <w:rPr>
@@ -1043,58 +999,376 @@
           <w:bCs/>
           <w:sz w:val="22"/>
           <w:szCs w:val="22"/>
-        </w:rPr>
-        <w:t>98%</w:t>
-      </w:r>
-      <w:r>
-        <w:rPr>
-          <w:rFonts w:ascii="Calibri" w:hAnsi="Calibri" w:cs="Calibri"/>
-          <w:sz w:val="22"/>
-          <w:szCs w:val="22"/>
-        </w:rPr>
-        <w:t xml:space="preserve"> of the data. In the case that the user’s data goes out of these bounds, then the user’s value will be used as the maximum/minimum of the </w:t>
-      </w:r>
-      <w:r>
-        <w:rPr>
-          <w:rFonts w:ascii="Calibri" w:hAnsi="Calibri" w:cs="Calibri"/>
-          <w:sz w:val="22"/>
-          <w:szCs w:val="22"/>
-        </w:rPr>
-        <w:t>domain.</w:t>
-      </w:r>
-    </w:p>
-    <w:p>
-      <w:pPr>
-        <w:ind w:left="360"/>
-        <w:rPr>
-          <w:rFonts w:ascii="Calibri" w:hAnsi="Calibri" w:cs="Calibri"/>
-          <w:sz w:val="22"/>
-          <w:szCs w:val="22"/>
-        </w:rPr>
-      </w:pPr>
-      <w:r>
-        <w:rPr>
-          <w:rFonts w:ascii="Calibri" w:hAnsi="Calibri" w:cs="Calibri"/>
-          <w:sz w:val="22"/>
-          <w:szCs w:val="22"/>
-        </w:rPr>
-        <w:t>WIP [image showing fixed domains]</w:t>
-      </w:r>
-    </w:p>
-    <w:p>
-      <w:pPr>
-        <w:ind w:left="360"/>
-        <w:rPr>
-          <w:rFonts w:ascii="Calibri" w:hAnsi="Calibri" w:cs="Calibri"/>
-        </w:rPr>
-      </w:pPr>
+          <w:u w:val="single"/>
+        </w:rPr>
+        <w:t>Requirements 2.1.4-2.1.7</w:t>
+      </w:r>
+      <w:r>
+        <w:rPr>
+          <w:rFonts w:ascii="Calibri" w:hAnsi="Calibri" w:cs="Calibri"/>
+          <w:sz w:val="22"/>
+          <w:szCs w:val="22"/>
+        </w:rPr>
+        <w:t xml:space="preserve"> are met through the contrasting, consistent colours, and clear labelling. The spider chart itself shows a step toward meeting </w:t>
+      </w:r>
       <w:r>
         <w:rPr>
           <w:rFonts w:ascii="Calibri" w:hAnsi="Calibri" w:cs="Calibri"/>
           <w:b/>
           <w:bCs/>
+          <w:sz w:val="22"/>
+          <w:szCs w:val="22"/>
+          <w:u w:val="single"/>
+        </w:rPr>
+        <w:t xml:space="preserve">Requirement 1.4.4 </w:t>
+      </w:r>
+    </w:p>
+    <w:p>
+      <w:pPr>
+        <w:ind w:left="360"/>
+        <w:rPr>
+          <w:rFonts w:ascii="Calibri" w:hAnsi="Calibri" w:cs="Calibri"/>
+          <w:sz w:val="22"/>
+          <w:szCs w:val="22"/>
+        </w:rPr>
+      </w:pPr>
+      <w:r>
+        <w:rPr>
+          <w:rFonts w:ascii="Calibri" w:hAnsi="Calibri" w:cs="Calibri"/>
+          <w:sz w:val="22"/>
+          <w:szCs w:val="22"/>
+        </w:rPr>
+        <w:t xml:space="preserve">The problem with this chart is that the domain of each axis ranges from 0 to 100, meaning that for statistics such as average speed, where a difference of only a few percent is significant, the </w:t>
+      </w:r>
+      <w:r>
+        <w:rPr>
+          <w:rFonts w:ascii="Calibri" w:hAnsi="Calibri" w:cs="Calibri"/>
+          <w:sz w:val="22"/>
+          <w:szCs w:val="22"/>
+        </w:rPr>
+        <w:t>significance between the difference</w:t>
+      </w:r>
+      <w:r>
+        <w:rPr>
+          <w:rFonts w:ascii="Calibri" w:hAnsi="Calibri" w:cs="Calibri"/>
+          <w:sz w:val="22"/>
+          <w:szCs w:val="22"/>
+        </w:rPr>
+        <w:t xml:space="preserve"> is not accurately displayed. </w:t>
+      </w:r>
+      <w:r>
+        <w:rPr>
+          <w:rFonts w:ascii="Calibri" w:hAnsi="Calibri" w:cs="Calibri"/>
+          <w:sz w:val="22"/>
+          <w:szCs w:val="22"/>
+        </w:rPr>
+        <w:t xml:space="preserve">In the </w:t>
+      </w:r>
+      <w:r>
+        <w:rPr>
+          <w:rFonts w:ascii="Calibri" w:hAnsi="Calibri" w:cs="Calibri"/>
+          <w:sz w:val="22"/>
+          <w:szCs w:val="22"/>
+        </w:rPr>
+        <w:t>Implementation stage of the project, I</w:t>
+      </w:r>
+      <w:r>
+        <w:rPr>
+          <w:rFonts w:ascii="Calibri" w:hAnsi="Calibri" w:cs="Calibri"/>
+          <w:sz w:val="22"/>
+          <w:szCs w:val="22"/>
+        </w:rPr>
+        <w:t xml:space="preserve"> will</w:t>
+      </w:r>
+      <w:r>
+        <w:rPr>
+          <w:rFonts w:ascii="Calibri" w:hAnsi="Calibri" w:cs="Calibri"/>
+          <w:sz w:val="22"/>
+          <w:szCs w:val="22"/>
+        </w:rPr>
+        <w:t xml:space="preserve"> have the domain be custom with </w:t>
+      </w:r>
+      <w:r>
+        <w:rPr>
+          <w:rFonts w:ascii="Calibri" w:hAnsi="Calibri" w:cs="Calibri"/>
+          <w:b/>
+          <w:bCs/>
+          <w:sz w:val="22"/>
+          <w:szCs w:val="22"/>
+        </w:rPr>
+        <w:t>2.5 standard deviations above and below the mean</w:t>
+      </w:r>
+      <w:r>
+        <w:rPr>
+          <w:rFonts w:ascii="Calibri" w:hAnsi="Calibri" w:cs="Calibri"/>
+          <w:sz w:val="22"/>
+          <w:szCs w:val="22"/>
+        </w:rPr>
+        <w:t xml:space="preserve">, which will represent approximately </w:t>
+      </w:r>
+      <w:r>
+        <w:rPr>
+          <w:rFonts w:ascii="Calibri" w:hAnsi="Calibri" w:cs="Calibri"/>
+          <w:b/>
+          <w:bCs/>
+          <w:sz w:val="22"/>
+          <w:szCs w:val="22"/>
+        </w:rPr>
+        <w:t>98%</w:t>
+      </w:r>
+      <w:r>
+        <w:rPr>
+          <w:rFonts w:ascii="Calibri" w:hAnsi="Calibri" w:cs="Calibri"/>
+          <w:sz w:val="22"/>
+          <w:szCs w:val="22"/>
+        </w:rPr>
+        <w:t xml:space="preserve"> of the data. In the case that the user’s data goes out of these bounds, then the user’s value will be used as the maximum/minimum of the </w:t>
+      </w:r>
+      <w:r>
+        <w:rPr>
+          <w:rFonts w:ascii="Calibri" w:hAnsi="Calibri" w:cs="Calibri"/>
+          <w:sz w:val="22"/>
+          <w:szCs w:val="22"/>
+        </w:rPr>
+        <w:t>domain.</w:t>
+      </w:r>
+    </w:p>
+    <w:p>
+      <w:pPr>
+        <w:ind w:left="360"/>
+        <w:rPr>
+          <w:rFonts w:ascii="Calibri" w:hAnsi="Calibri" w:cs="Calibri"/>
+          <w:b/>
+          <w:bCs/>
+        </w:rPr>
+      </w:pPr>
+      <w:r>
+        <w:rPr>
+          <w:rFonts w:ascii="Calibri" w:hAnsi="Calibri" w:cs="Calibri"/>
+          <w:b/>
+          <w:bCs/>
         </w:rPr>
         <w:t>5.3 Outliers</w:t>
+      </w:r>
+    </w:p>
+    <w:p>
+      <w:pPr>
+        <w:ind w:left="360"/>
+        <w:rPr>
+          <w:rFonts w:ascii="Calibri" w:hAnsi="Calibri" w:cs="Calibri"/>
+          <w:sz w:val="22"/>
+          <w:szCs w:val="22"/>
+        </w:rPr>
+      </w:pPr>
+      <w:r>
+        <w:rPr>
+          <w:rFonts w:ascii="Calibri" w:hAnsi="Calibri" w:cs="Calibri"/>
+          <w:sz w:val="22"/>
+          <w:szCs w:val="22"/>
+        </w:rPr>
+        <w:lastRenderedPageBreak/>
+        <w:t xml:space="preserve">The aim of this part will be to meet </w:t>
+      </w:r>
+      <w:r>
+        <w:rPr>
+          <w:rFonts w:ascii="Calibri" w:hAnsi="Calibri" w:cs="Calibri"/>
+          <w:b/>
+          <w:bCs/>
+          <w:sz w:val="22"/>
+          <w:szCs w:val="22"/>
+          <w:u w:val="single"/>
+        </w:rPr>
+        <w:t>Requirement</w:t>
+      </w:r>
+      <w:r>
+        <w:rPr>
+          <w:rFonts w:ascii="Calibri" w:hAnsi="Calibri" w:cs="Calibri"/>
+          <w:b/>
+          <w:bCs/>
+          <w:sz w:val="22"/>
+          <w:szCs w:val="22"/>
+          <w:u w:val="single"/>
+        </w:rPr>
+        <w:t>s</w:t>
+      </w:r>
+      <w:r>
+        <w:rPr>
+          <w:rFonts w:ascii="Calibri" w:hAnsi="Calibri" w:cs="Calibri"/>
+          <w:b/>
+          <w:bCs/>
+          <w:sz w:val="22"/>
+          <w:szCs w:val="22"/>
+          <w:u w:val="single"/>
+        </w:rPr>
+        <w:t xml:space="preserve"> 1.4.3</w:t>
+      </w:r>
+      <w:r>
+        <w:rPr>
+          <w:rFonts w:ascii="Calibri" w:hAnsi="Calibri" w:cs="Calibri"/>
+          <w:b/>
+          <w:bCs/>
+          <w:sz w:val="22"/>
+          <w:szCs w:val="22"/>
+          <w:u w:val="single"/>
+        </w:rPr>
+        <w:t xml:space="preserve"> and 1.4.6</w:t>
+      </w:r>
+      <w:r>
+        <w:rPr>
+          <w:rFonts w:ascii="Calibri" w:hAnsi="Calibri" w:cs="Calibri"/>
+          <w:sz w:val="22"/>
+          <w:szCs w:val="22"/>
+        </w:rPr>
+        <w:t xml:space="preserve">, and so by highlighting the biggest differences, I can draw attention to statistics that the user should pay attention </w:t>
+      </w:r>
+      <w:r>
+        <w:rPr>
+          <w:rFonts w:ascii="Calibri" w:hAnsi="Calibri" w:cs="Calibri"/>
+          <w:sz w:val="22"/>
+          <w:szCs w:val="22"/>
+        </w:rPr>
+        <w:t>to and</w:t>
+      </w:r>
+      <w:r>
+        <w:rPr>
+          <w:rFonts w:ascii="Calibri" w:hAnsi="Calibri" w:cs="Calibri"/>
+          <w:sz w:val="22"/>
+          <w:szCs w:val="22"/>
+        </w:rPr>
+        <w:t xml:space="preserve"> try to guide them to figure out why their data is so different to most, and potentially what to do about it.</w:t>
+      </w:r>
+    </w:p>
+    <w:p>
+      <w:pPr>
+        <w:ind w:left="360"/>
+        <w:rPr>
+          <w:rFonts w:ascii="Calibri" w:hAnsi="Calibri" w:cs="Calibri"/>
+          <w:sz w:val="22"/>
+          <w:szCs w:val="22"/>
+        </w:rPr>
+      </w:pPr>
+      <w:r>
+        <w:rPr>
+          <w:rFonts w:ascii="Calibri" w:hAnsi="Calibri" w:cs="Calibri"/>
+          <w:sz w:val="22"/>
+          <w:szCs w:val="22"/>
+        </w:rPr>
+        <w:drawing>
+          <wp:inline distT="0" distB="0" distL="0" distR="0" wp14:anchorId="645DE9CB" wp14:editId="60BD63F2">
+            <wp:extent cx="4972744" cy="3038899"/>
+            <wp:effectExtent l="0" t="0" r="0" b="9525"/>
+            <wp:docPr id="1899259652" name="Picture 1" descr="A diagram of a hexagon&#10;&#10;AI-generated content may be incorrect."/>
+            <wp:cNvGraphicFramePr>
+              <a:graphicFrameLocks xmlns:a="http://schemas.openxmlformats.org/drawingml/2006/main" noChangeAspect="1"/>
+            </wp:cNvGraphicFramePr>
+            <a:graphic xmlns:a="http://schemas.openxmlformats.org/drawingml/2006/main">
+              <a:graphicData uri="http://schemas.openxmlformats.org/drawingml/2006/picture">
+                <pic:pic xmlns:pic="http://schemas.openxmlformats.org/drawingml/2006/picture">
+                  <pic:nvPicPr>
+                    <pic:cNvPr id="1899259652" name="Picture 1" descr="A diagram of a hexagon&#10;&#10;AI-generated content may be incorrect."/>
+                    <pic:cNvPicPr/>
+                  </pic:nvPicPr>
+                  <pic:blipFill>
+                    <a:blip r:embed="rId6"/>
+                    <a:stretch>
+                      <a:fillRect/>
+                    </a:stretch>
+                  </pic:blipFill>
+                  <pic:spPr>
+                    <a:xfrm>
+                      <a:off x="0" y="0"/>
+                      <a:ext cx="4972744" cy="3038899"/>
+                    </a:xfrm>
+                    <a:prstGeom prst="rect">
+                      <a:avLst/>
+                    </a:prstGeom>
+                  </pic:spPr>
+                </pic:pic>
+              </a:graphicData>
+            </a:graphic>
+          </wp:inline>
+        </w:drawing>
+      </w:r>
+    </w:p>
+    <w:p>
+      <w:pPr>
+        <w:ind w:left="360"/>
+        <w:rPr>
+          <w:rFonts w:ascii="Calibri" w:hAnsi="Calibri" w:cs="Calibri"/>
+          <w:sz w:val="22"/>
+          <w:szCs w:val="22"/>
+        </w:rPr>
+      </w:pPr>
+      <w:r>
+        <w:rPr>
+          <w:rFonts w:ascii="Calibri" w:hAnsi="Calibri" w:cs="Calibri"/>
+          <w:sz w:val="22"/>
+          <w:szCs w:val="22"/>
+        </w:rPr>
+        <w:t xml:space="preserve">By highlighting the outlier statistic in a contrasting red, </w:t>
+      </w:r>
+      <w:r>
+        <w:rPr>
+          <w:rFonts w:ascii="Calibri" w:hAnsi="Calibri" w:cs="Calibri"/>
+          <w:b/>
+          <w:bCs/>
+          <w:sz w:val="22"/>
+          <w:szCs w:val="22"/>
+          <w:u w:val="single"/>
+        </w:rPr>
+        <w:t>Requirement 2.1.10</w:t>
+      </w:r>
+      <w:r>
+        <w:rPr>
+          <w:rFonts w:ascii="Calibri" w:hAnsi="Calibri" w:cs="Calibri"/>
+          <w:sz w:val="22"/>
+          <w:szCs w:val="22"/>
+        </w:rPr>
+        <w:t xml:space="preserve"> is met.</w:t>
+      </w:r>
+    </w:p>
+    <w:p>
+      <w:pPr>
+        <w:ind w:left="360"/>
+        <w:rPr>
+          <w:rFonts w:ascii="Calibri" w:hAnsi="Calibri" w:cs="Calibri"/>
+          <w:sz w:val="22"/>
+          <w:szCs w:val="22"/>
+        </w:rPr>
+      </w:pPr>
+      <w:r>
+        <w:rPr>
+          <w:rFonts w:ascii="Calibri" w:hAnsi="Calibri" w:cs="Calibri"/>
+          <w:sz w:val="22"/>
+          <w:szCs w:val="22"/>
+        </w:rPr>
+        <w:t xml:space="preserve"> </w:t>
+      </w:r>
+      <w:r>
+        <w:rPr>
+          <w:rFonts w:ascii="Calibri" w:hAnsi="Calibri" w:cs="Calibri"/>
+          <w:sz w:val="22"/>
+          <w:szCs w:val="22"/>
+        </w:rPr>
+        <w:t xml:space="preserve">As shown in Design Section 1: User Interface, below the spider charts there will be a list of outliers, which will be decided based on a roughly </w:t>
+      </w:r>
+      <w:r>
+        <w:rPr>
+          <w:rFonts w:ascii="Calibri" w:hAnsi="Calibri" w:cs="Calibri"/>
+          <w:b/>
+          <w:bCs/>
+          <w:sz w:val="22"/>
+          <w:szCs w:val="22"/>
+        </w:rPr>
+        <w:t>1 standard deviation</w:t>
+      </w:r>
+      <w:r>
+        <w:rPr>
+          <w:rFonts w:ascii="Calibri" w:hAnsi="Calibri" w:cs="Calibri"/>
+          <w:sz w:val="22"/>
+          <w:szCs w:val="22"/>
+        </w:rPr>
+        <w:t xml:space="preserve"> difference from the mean (bottom / top 15%), since this will show a significant enough difference between others to be worth taking notice to. Each of these outliers will be paired with a simple piece of advice and possible reasoning for such a high statistic, there will not be heavy focus on the advice in this section since the main purpose is to visualise the comparison, the list will just make it easier to make sense of the data that the user should be paying attention to. </w:t>
       </w:r>
     </w:p>
     <w:p>

--- a/Design/(5) rank_comparison.docx
+++ b/Design/(5) rank_comparison.docx
@@ -508,7 +508,7 @@
           <w:sz w:val="22"/>
           <w:szCs w:val="22"/>
         </w:rPr>
-        <w:t>Time spent between players</w:t>
+        <w:t>Time spent as most forward player</w:t>
       </w:r>
     </w:p>
     <w:p>
@@ -530,7 +530,7 @@
           <w:sz w:val="22"/>
           <w:szCs w:val="22"/>
         </w:rPr>
-        <w:t>Time spent as most forward player</w:t>
+        <w:t>Time spent closest to ball</w:t>
       </w:r>
     </w:p>
     <w:p>
@@ -552,7 +552,7 @@
           <w:sz w:val="22"/>
           <w:szCs w:val="22"/>
         </w:rPr>
-        <w:t>Time spent closest to ball</w:t>
+        <w:t>Time spent farthest from ball</w:t>
       </w:r>
     </w:p>
     <w:p>
@@ -574,7 +574,7 @@
           <w:sz w:val="22"/>
           <w:szCs w:val="22"/>
         </w:rPr>
-        <w:t>Time spent farthest from ball</w:t>
+        <w:t>Time spent behind the ball</w:t>
       </w:r>
     </w:p>
     <w:p>
@@ -596,7 +596,7 @@
           <w:sz w:val="22"/>
           <w:szCs w:val="22"/>
         </w:rPr>
-        <w:t>Time spent behind the ball</w:t>
+        <w:t>Time spent ahead of the ball</w:t>
       </w:r>
     </w:p>
     <w:p>
@@ -618,7 +618,7 @@
           <w:sz w:val="22"/>
           <w:szCs w:val="22"/>
         </w:rPr>
-        <w:t>Time spent ahead of the ball</w:t>
+        <w:t>Time spent in the defending third</w:t>
       </w:r>
     </w:p>
     <w:p>
@@ -640,7 +640,7 @@
           <w:sz w:val="22"/>
           <w:szCs w:val="22"/>
         </w:rPr>
-        <w:t>Time spent in the defending third</w:t>
+        <w:t>Time spent in the neutral third</w:t>
       </w:r>
     </w:p>
     <w:p>
@@ -662,28 +662,6 @@
           <w:sz w:val="22"/>
           <w:szCs w:val="22"/>
         </w:rPr>
-        <w:t>Time spent in the neutral third</w:t>
-      </w:r>
-    </w:p>
-    <w:p>
-      <w:pPr>
-        <w:pStyle w:val="ListParagraph"/>
-        <w:numPr>
-          <w:ilvl w:val="0"/>
-          <w:numId w:val="3"/>
-        </w:numPr>
-        <w:rPr>
-          <w:rFonts w:ascii="Calibri" w:hAnsi="Calibri" w:cs="Calibri"/>
-          <w:sz w:val="22"/>
-          <w:szCs w:val="22"/>
-        </w:rPr>
-      </w:pPr>
-      <w:r>
-        <w:rPr>
-          <w:rFonts w:ascii="Calibri" w:hAnsi="Calibri" w:cs="Calibri"/>
-          <w:sz w:val="22"/>
-          <w:szCs w:val="22"/>
-        </w:rPr>
         <w:t>Time spent in the attacking third</w:t>
       </w:r>
     </w:p>
@@ -833,25 +811,25 @@
           <w:sz w:val="22"/>
           <w:szCs w:val="22"/>
         </w:rPr>
+        <w:t>Average duration of possession</w:t>
+      </w:r>
+    </w:p>
+    <w:p>
+      <w:pPr>
+        <w:ind w:left="360"/>
+        <w:rPr>
+          <w:rFonts w:ascii="Calibri" w:hAnsi="Calibri" w:cs="Calibri"/>
+          <w:sz w:val="22"/>
+          <w:szCs w:val="22"/>
+        </w:rPr>
+      </w:pPr>
+      <w:r>
+        <w:rPr>
+          <w:rFonts w:ascii="Calibri" w:hAnsi="Calibri" w:cs="Calibri"/>
+          <w:sz w:val="22"/>
+          <w:szCs w:val="22"/>
+        </w:rPr>
         <w:lastRenderedPageBreak/>
-        <w:t>Average duration of possession</w:t>
-      </w:r>
-    </w:p>
-    <w:p>
-      <w:pPr>
-        <w:ind w:left="360"/>
-        <w:rPr>
-          <w:rFonts w:ascii="Calibri" w:hAnsi="Calibri" w:cs="Calibri"/>
-          <w:sz w:val="22"/>
-          <w:szCs w:val="22"/>
-        </w:rPr>
-      </w:pPr>
-      <w:r>
-        <w:rPr>
-          <w:rFonts w:ascii="Calibri" w:hAnsi="Calibri" w:cs="Calibri"/>
-          <w:sz w:val="22"/>
-          <w:szCs w:val="22"/>
-        </w:rPr>
         <w:t xml:space="preserve">Justification for each statistic is included in </w:t>
       </w:r>
       <w:r>
@@ -934,6 +912,7 @@
       <w:r>
         <w:rPr>
           <w:rFonts w:ascii="Calibri" w:hAnsi="Calibri" w:cs="Calibri"/>
+          <w:noProof/>
         </w:rPr>
         <w:drawing>
           <wp:inline distT="0" distB="0" distL="0" distR="0" wp14:anchorId="1C9AA92F" wp14:editId="1EBD9B78">
@@ -1166,7 +1145,6 @@
           <w:sz w:val="22"/>
           <w:szCs w:val="22"/>
         </w:rPr>
-        <w:lastRenderedPageBreak/>
         <w:t xml:space="preserve">The aim of this part will be to meet </w:t>
       </w:r>
       <w:r>
@@ -1235,7 +1213,16 @@
           <w:sz w:val="22"/>
           <w:szCs w:val="22"/>
         </w:rPr>
-        <w:t xml:space="preserve"> try to guide them to figure out why their data is so different to most, and potentially what to do about it.</w:t>
+        <w:t xml:space="preserve"> try </w:t>
+      </w:r>
+      <w:r>
+        <w:rPr>
+          <w:rFonts w:ascii="Calibri" w:hAnsi="Calibri" w:cs="Calibri"/>
+          <w:sz w:val="22"/>
+          <w:szCs w:val="22"/>
+        </w:rPr>
+        <w:lastRenderedPageBreak/>
+        <w:t>to guide them to figure out why their data is so different to most, and potentially what to do about it.</w:t>
       </w:r>
     </w:p>
     <w:p>
@@ -1250,6 +1237,7 @@
       <w:r>
         <w:rPr>
           <w:rFonts w:ascii="Calibri" w:hAnsi="Calibri" w:cs="Calibri"/>
+          <w:noProof/>
           <w:sz w:val="22"/>
           <w:szCs w:val="22"/>
         </w:rPr>
